--- a/Quiz/Ch2 Quiz ANS.docx
+++ b/Quiz/Ch2 Quiz ANS.docx
@@ -582,23 +582,7 @@
           <w:color w:val="000000"/>
         </w:rPr>
         <w:br/>
-        <w:t xml:space="preserve">A. Its </w:t>
-      </w:r>
-      <w:proofErr w:type="gramStart"/>
-      <w:r>
-        <w:rPr>
-          <w:rFonts w:ascii="Times New Roman" w:eastAsia="inter" w:hAnsi="Times New Roman" w:cs="Times New Roman"/>
-          <w:color w:val="000000"/>
-        </w:rPr>
-        <w:t>two’s</w:t>
-      </w:r>
-      <w:proofErr w:type="gramEnd"/>
-      <w:r>
-        <w:rPr>
-          <w:rFonts w:ascii="Times New Roman" w:eastAsia="inter" w:hAnsi="Times New Roman" w:cs="Times New Roman"/>
-          <w:color w:val="000000"/>
-        </w:rPr>
-        <w:t xml:space="preserve"> complement is 00000₂</w:t>
+        <w:t>A. Its two’s complement is 00000₂</w:t>
       </w:r>
       <w:r>
         <w:rPr>
@@ -1169,21 +1153,7 @@
         <w:rPr>
           <w:rFonts w:ascii="Times New Roman" w:hAnsi="Times New Roman" w:cs="Times New Roman"/>
         </w:rPr>
-        <w:t>- Treating a and b as signed −16 and −16 (since 0b10000 is the most negative value in 5-bit two’s complement), the true sum is −32, which is below the signed minimum -2</w:t>
-      </w:r>
-      <w:proofErr w:type="gramStart"/>
-      <w:r>
-        <w:rPr>
-          <w:rFonts w:ascii="Times New Roman" w:hAnsi="Times New Roman" w:cs="Times New Roman"/>
-        </w:rPr>
-        <w:t>^{4}=</w:t>
-      </w:r>
-      <w:proofErr w:type="gramEnd"/>
-      <w:r>
-        <w:rPr>
-          <w:rFonts w:ascii="Times New Roman" w:hAnsi="Times New Roman" w:cs="Times New Roman"/>
-        </w:rPr>
-        <w:t>-16; this sets the overflow flag V for signed overflow.</w:t>
+        <w:t>- Treating a and b as signed −16 and −16 (since 0b10000 is the most negative value in 5-bit two’s complement), the true sum is −32, which is below the signed minimum -2^{4}=-16; this sets the overflow flag V for signed overflow.</w:t>
       </w:r>
     </w:p>
     <w:p>
@@ -1763,7 +1733,7 @@
   <w:docDefaults>
     <w:rPrDefault>
       <w:rPr>
-        <w:rFonts w:ascii="Georgia" w:eastAsiaTheme="minorHAnsi" w:hAnsiTheme="minorHAnsi" w:cstheme="minorBidi"/>
+        <w:rFonts w:ascii="Georgia" w:eastAsiaTheme="minorEastAsia" w:hAnsiTheme="minorHAnsi" w:cstheme="minorBidi"/>
         <w:sz w:val="21"/>
         <w:szCs w:val="22"/>
         <w:lang w:val="en-US" w:eastAsia="en-US" w:bidi="ar-SA"/>
